--- a/Rapport de Test et Validation de Logiciel.docx
+++ b/Rapport de Test et Validation de Logiciel.docx
@@ -2,9 +2,416 @@
 <file path=word/document.xml><?xml version="1.0" encoding="utf-8"?>
 <w:document xmlns:wpc="http://schemas.microsoft.com/office/word/2010/wordprocessingCanvas" xmlns:cx="http://schemas.microsoft.com/office/drawing/2014/chartex" xmlns:cx1="http://schemas.microsoft.com/office/drawing/2015/9/8/chartex" xmlns:cx2="http://schemas.microsoft.com/office/drawing/2015/10/21/chartex" xmlns:cx3="http://schemas.microsoft.com/office/drawing/2016/5/9/chartex" xmlns:cx4="http://schemas.microsoft.com/office/drawing/2016/5/10/chartex" xmlns:cx5="http://schemas.microsoft.com/office/drawing/2016/5/11/chartex" xmlns:cx6="http://schemas.microsoft.com/office/drawing/2016/5/12/chartex" xmlns:cx7="http://schemas.microsoft.com/office/drawing/2016/5/13/chartex" xmlns:cx8="http://schemas.microsoft.com/office/drawing/2016/5/14/chartex" xmlns:mc="http://schemas.openxmlformats.org/markup-compatibility/2006" xmlns:aink="http://schemas.microsoft.com/office/drawing/2016/ink" xmlns:am3d="http://schemas.microsoft.com/office/drawing/2017/model3d" xmlns:o="urn:schemas-microsoft-com:office:office" xmlns:oel="http://schemas.microsoft.com/office/2019/extlst" xmlns:r="http://schemas.openxmlformats.org/officeDocument/2006/relationships" xmlns:m="http://schemas.openxmlformats.org/officeDocument/2006/math" xmlns:v="urn:schemas-microsoft-com:vml" xmlns:wp14="http://schemas.microsoft.com/office/word/2010/wordprocessingDrawing" xmlns:wp="http://schemas.openxmlformats.org/drawingml/2006/wordprocessingDrawing" xmlns:w10="urn:schemas-microsoft-com:office:word" xmlns:w="http://schemas.openxmlformats.org/wordprocessingml/2006/main" xmlns:w14="http://schemas.microsoft.com/office/word/2010/wordml" xmlns:w15="http://schemas.microsoft.com/office/word/2012/wordml" xmlns:w16cex="http://schemas.microsoft.com/office/word/2018/wordml/cex" xmlns:w16cid="http://schemas.microsoft.com/office/word/2016/wordml/cid" xmlns:w16="http://schemas.microsoft.com/office/word/2018/wordml" xmlns:w16du="http://schemas.microsoft.com/office/word/2023/wordml/word16du" xmlns:w16sdtdh="http://schemas.microsoft.com/office/word/2020/wordml/sdtdatahash" xmlns:w16se="http://schemas.microsoft.com/office/word/2015/wordml/symex" xmlns:wpg="http://schemas.microsoft.com/office/word/2010/wordprocessingGroup" xmlns:wpi="http://schemas.microsoft.com/office/word/2010/wordprocessingInk" xmlns:wne="http://schemas.microsoft.com/office/word/2006/wordml" xmlns:wps="http://schemas.microsoft.com/office/word/2010/wordprocessingShape" mc:Ignorable="w14 w15 w16se w16cid w16 w16cex w16sdtdh w16du wp14">
   <w:body>
+    <w:p>
+      <w:pPr>
+        <w:rPr>
+          <w:b/>
+          <w:bCs/>
+          <w:sz w:val="44"/>
+          <w:szCs w:val="44"/>
+        </w:rPr>
+      </w:pPr>
+      <w:r>
+        <w:rPr>
+          <w:b/>
+          <w:bCs/>
+          <w:sz w:val="44"/>
+          <w:szCs w:val="44"/>
+        </w:rPr>
+        <w:t>Sommaire</w:t>
+      </w:r>
+      <w:r>
+        <w:rPr>
+          <w:b/>
+          <w:bCs/>
+          <w:sz w:val="44"/>
+          <w:szCs w:val="44"/>
+        </w:rPr>
+        <w:t> :</w:t>
+      </w:r>
+    </w:p>
+    <w:p>
+      <w:pPr>
+        <w:pStyle w:val="Paragraphedeliste"/>
+        <w:rPr>
+          <w:b/>
+          <w:bCs/>
+        </w:rPr>
+      </w:pPr>
+      <w:r>
+        <w:rPr>
+          <w:b/>
+          <w:bCs/>
+        </w:rPr>
+        <w:t>Introduction</w:t>
+      </w:r>
+    </w:p>
+    <w:p>
+      <w:pPr>
+        <w:pStyle w:val="Paragraphedeliste"/>
+        <w:numPr>
+          <w:ilvl w:val="0"/>
+          <w:numId w:val="1"/>
+        </w:numPr>
+      </w:pPr>
+      <w:r>
+        <w:t>Contexte du projet</w:t>
+      </w:r>
+    </w:p>
+    <w:p>
+      <w:pPr>
+        <w:pStyle w:val="Paragraphedeliste"/>
+        <w:numPr>
+          <w:ilvl w:val="0"/>
+          <w:numId w:val="1"/>
+        </w:numPr>
+      </w:pPr>
+      <w:r>
+        <w:t>Exigences et fonctionnalités principales</w:t>
+      </w:r>
+    </w:p>
+    <w:p>
+      <w:pPr>
+        <w:pStyle w:val="Paragraphedeliste"/>
+        <w:numPr>
+          <w:ilvl w:val="0"/>
+          <w:numId w:val="1"/>
+        </w:numPr>
+      </w:pPr>
+      <w:r>
+        <w:t>Importance des tests et objectifs de la validation</w:t>
+      </w:r>
+    </w:p>
+    <w:p/>
+    <w:p>
+      <w:pPr>
+        <w:pStyle w:val="Paragraphedeliste"/>
+        <w:numPr>
+          <w:ilvl w:val="0"/>
+          <w:numId w:val="5"/>
+        </w:numPr>
+        <w:rPr>
+          <w:b/>
+          <w:bCs/>
+        </w:rPr>
+      </w:pPr>
+      <w:r>
+        <w:rPr>
+          <w:b/>
+          <w:bCs/>
+        </w:rPr>
+        <w:t>Plan de Test</w:t>
+      </w:r>
+    </w:p>
+    <w:p>
+      <w:pPr>
+        <w:pStyle w:val="Paragraphedeliste"/>
+        <w:numPr>
+          <w:ilvl w:val="0"/>
+          <w:numId w:val="1"/>
+        </w:numPr>
+      </w:pPr>
+      <w:r>
+        <w:t>Stratégie de test</w:t>
+      </w:r>
+    </w:p>
+    <w:p>
+      <w:pPr>
+        <w:pStyle w:val="Paragraphedeliste"/>
+        <w:numPr>
+          <w:ilvl w:val="0"/>
+          <w:numId w:val="1"/>
+        </w:numPr>
+      </w:pPr>
+      <w:r>
+        <w:t>Types de tests réalisés (tests unitaires, d’intégration, de performance)</w:t>
+      </w:r>
+    </w:p>
+    <w:p>
+      <w:pPr>
+        <w:pStyle w:val="Paragraphedeliste"/>
+        <w:numPr>
+          <w:ilvl w:val="0"/>
+          <w:numId w:val="1"/>
+        </w:numPr>
+      </w:pPr>
+      <w:r>
+        <w:t>Environnements de test</w:t>
+      </w:r>
+    </w:p>
+    <w:p>
+      <w:pPr>
+        <w:pStyle w:val="Paragraphedeliste"/>
+        <w:numPr>
+          <w:ilvl w:val="0"/>
+          <w:numId w:val="1"/>
+        </w:numPr>
+      </w:pPr>
+      <w:r>
+        <w:t>Liste des fonctionnalités critiques et points de vulnérabilité</w:t>
+      </w:r>
+    </w:p>
+    <w:p>
+      <w:pPr>
+        <w:pStyle w:val="Paragraphedeliste"/>
+        <w:numPr>
+          <w:ilvl w:val="0"/>
+          <w:numId w:val="3"/>
+        </w:numPr>
+        <w:rPr>
+          <w:b/>
+          <w:bCs/>
+        </w:rPr>
+      </w:pPr>
+      <w:r>
+        <w:rPr>
+          <w:b/>
+          <w:bCs/>
+        </w:rPr>
+        <w:t>Mise en Place des Tests</w:t>
+      </w:r>
+    </w:p>
+    <w:p>
+      <w:pPr>
+        <w:pStyle w:val="Paragraphedeliste"/>
+        <w:numPr>
+          <w:ilvl w:val="0"/>
+          <w:numId w:val="1"/>
+        </w:numPr>
+      </w:pPr>
+      <w:r>
+        <w:t>Identification des cas de test</w:t>
+      </w:r>
+    </w:p>
+    <w:p>
+      <w:pPr>
+        <w:pStyle w:val="Paragraphedeliste"/>
+        <w:numPr>
+          <w:ilvl w:val="0"/>
+          <w:numId w:val="1"/>
+        </w:numPr>
+      </w:pPr>
+      <w:r>
+        <w:t>Priorisation des fonctionnalités à tester</w:t>
+      </w:r>
+    </w:p>
+    <w:p>
+      <w:pPr>
+        <w:pStyle w:val="Paragraphedeliste"/>
+        <w:numPr>
+          <w:ilvl w:val="0"/>
+          <w:numId w:val="1"/>
+        </w:numPr>
+      </w:pPr>
+      <w:r>
+        <w:t xml:space="preserve">Outils et </w:t>
+      </w:r>
+      <w:proofErr w:type="spellStart"/>
+      <w:r>
+        <w:t>frameworks</w:t>
+      </w:r>
+      <w:proofErr w:type="spellEnd"/>
+      <w:r>
+        <w:t xml:space="preserve"> de </w:t>
+      </w:r>
+      <w:proofErr w:type="gramStart"/>
+      <w:r>
+        <w:t>test utilisés</w:t>
+      </w:r>
+      <w:proofErr w:type="gramEnd"/>
+    </w:p>
+    <w:p>
+      <w:pPr>
+        <w:pStyle w:val="Paragraphedeliste"/>
+        <w:numPr>
+          <w:ilvl w:val="0"/>
+          <w:numId w:val="3"/>
+        </w:numPr>
+        <w:rPr>
+          <w:b/>
+          <w:bCs/>
+        </w:rPr>
+      </w:pPr>
+      <w:r>
+        <w:rPr>
+          <w:b/>
+          <w:bCs/>
+        </w:rPr>
+        <w:t>Exécution des Tests et Résultats</w:t>
+      </w:r>
+    </w:p>
+    <w:p>
+      <w:pPr>
+        <w:pStyle w:val="Paragraphedeliste"/>
+        <w:numPr>
+          <w:ilvl w:val="0"/>
+          <w:numId w:val="1"/>
+        </w:numPr>
+      </w:pPr>
+      <w:r>
+        <w:t>Détails des tests effectués (unitaires, intégration, et de performance)</w:t>
+      </w:r>
+    </w:p>
+    <w:p>
+      <w:pPr>
+        <w:pStyle w:val="Paragraphedeliste"/>
+        <w:numPr>
+          <w:ilvl w:val="0"/>
+          <w:numId w:val="1"/>
+        </w:numPr>
+      </w:pPr>
+      <w:r>
+        <w:t>Résultats des tests</w:t>
+      </w:r>
+    </w:p>
+    <w:p>
+      <w:pPr>
+        <w:pStyle w:val="Paragraphedeliste"/>
+        <w:numPr>
+          <w:ilvl w:val="0"/>
+          <w:numId w:val="1"/>
+        </w:numPr>
+      </w:pPr>
+      <w:r>
+        <w:t>Analyse des cas réussis et échoués</w:t>
+      </w:r>
+    </w:p>
+    <w:p>
+      <w:pPr>
+        <w:pStyle w:val="Paragraphedeliste"/>
+        <w:numPr>
+          <w:ilvl w:val="0"/>
+          <w:numId w:val="3"/>
+        </w:numPr>
+        <w:rPr>
+          <w:b/>
+          <w:bCs/>
+        </w:rPr>
+      </w:pPr>
+      <w:r>
+        <w:rPr>
+          <w:b/>
+          <w:bCs/>
+        </w:rPr>
+        <w:t>Suivi des Bugs et Améliorations</w:t>
+      </w:r>
+    </w:p>
+    <w:p>
+      <w:pPr>
+        <w:pStyle w:val="Paragraphedeliste"/>
+        <w:numPr>
+          <w:ilvl w:val="0"/>
+          <w:numId w:val="1"/>
+        </w:numPr>
+      </w:pPr>
+      <w:r>
+        <w:t>Liste des bugs détectés et leur statut (résolu, en cours, non résolu)</w:t>
+      </w:r>
+    </w:p>
+    <w:p>
+      <w:pPr>
+        <w:pStyle w:val="Paragraphedeliste"/>
+        <w:numPr>
+          <w:ilvl w:val="0"/>
+          <w:numId w:val="1"/>
+        </w:numPr>
+      </w:pPr>
+      <w:r>
+        <w:t>Description des solutions appliquées</w:t>
+      </w:r>
+    </w:p>
+    <w:p>
+      <w:pPr>
+        <w:pStyle w:val="Paragraphedeliste"/>
+        <w:numPr>
+          <w:ilvl w:val="0"/>
+          <w:numId w:val="3"/>
+        </w:numPr>
+        <w:rPr>
+          <w:b/>
+          <w:bCs/>
+        </w:rPr>
+      </w:pPr>
+      <w:r>
+        <w:rPr>
+          <w:b/>
+          <w:bCs/>
+        </w:rPr>
+        <w:t>Rapports et Analyse des Résultats</w:t>
+      </w:r>
+    </w:p>
+    <w:p>
+      <w:pPr>
+        <w:pStyle w:val="Paragraphedeliste"/>
+        <w:numPr>
+          <w:ilvl w:val="0"/>
+          <w:numId w:val="1"/>
+        </w:numPr>
+      </w:pPr>
+      <w:r>
+        <w:t>Résumé des métriques de performance</w:t>
+      </w:r>
+    </w:p>
+    <w:p>
+      <w:pPr>
+        <w:pStyle w:val="Paragraphedeliste"/>
+        <w:numPr>
+          <w:ilvl w:val="0"/>
+          <w:numId w:val="1"/>
+        </w:numPr>
+      </w:pPr>
+      <w:r>
+        <w:t>Rapports de couverture de tests</w:t>
+      </w:r>
+    </w:p>
+    <w:p>
+      <w:pPr>
+        <w:pStyle w:val="Paragraphedeliste"/>
+        <w:numPr>
+          <w:ilvl w:val="0"/>
+          <w:numId w:val="1"/>
+        </w:numPr>
+      </w:pPr>
+      <w:r>
+        <w:t>Analyse des performances et de la qualité du code</w:t>
+      </w:r>
+    </w:p>
+    <w:p>
+      <w:pPr>
+        <w:pStyle w:val="Paragraphedeliste"/>
+      </w:pPr>
+    </w:p>
+    <w:p>
+      <w:pPr>
+        <w:pStyle w:val="Paragraphedeliste"/>
+        <w:rPr>
+          <w:b/>
+          <w:bCs/>
+        </w:rPr>
+      </w:pPr>
+      <w:r>
+        <w:rPr>
+          <w:b/>
+          <w:bCs/>
+        </w:rPr>
+        <w:t>Conclusion</w:t>
+      </w:r>
+    </w:p>
+    <w:p/>
+    <w:p/>
+    <w:p/>
+    <w:p/>
+    <w:p/>
+    <w:p/>
+    <w:p/>
+    <w:p/>
+    <w:p/>
+    <w:p/>
+    <w:p/>
     <w:tbl>
       <w:tblPr>
         <w:tblStyle w:val="Grilledutableau"/>
+        <w:tblpPr w:leftFromText="141" w:rightFromText="141" w:vertAnchor="text" w:horzAnchor="margin" w:tblpY="68"/>
         <w:tblW w:w="0" w:type="auto"/>
         <w:tblLook w:val="04A0" w:firstRow="1" w:lastRow="0" w:firstColumn="1" w:lastColumn="0" w:noHBand="0" w:noVBand="1"/>
       </w:tblPr>
@@ -34,6 +441,7 @@
                 <w:sz w:val="40"/>
                 <w:szCs w:val="40"/>
               </w:rPr>
+              <w:lastRenderedPageBreak/>
               <w:t>Rapport de Test et Validation de Logiciel pour l’Application de Réservation Régionale</w:t>
             </w:r>
           </w:p>
@@ -41,7 +449,6 @@
       </w:tr>
     </w:tbl>
     <w:p/>
-    <w:p/>
     <w:p>
       <w:pPr>
         <w:rPr>
@@ -213,12 +620,12 @@
     </w:p>
     <w:p>
       <w:r>
+        <w:t xml:space="preserve">   - Inscription aux compétitions par les secrétaires de clubs.</w:t>
+      </w:r>
+    </w:p>
+    <w:p>
+      <w:r>
         <w:lastRenderedPageBreak/>
-        <w:t xml:space="preserve">   - Inscription aux compétitions par les secrétaires de clubs.</w:t>
-      </w:r>
-    </w:p>
-    <w:p>
-      <w:r>
         <w:t xml:space="preserve">   - Consultation des places disponibles et des points par club.</w:t>
       </w:r>
     </w:p>
@@ -538,6 +945,7 @@
           <w:sz w:val="24"/>
           <w:szCs w:val="24"/>
         </w:rPr>
+        <w:lastRenderedPageBreak/>
         <w:t>Résultats des Tests</w:t>
       </w:r>
     </w:p>
@@ -750,6 +1158,495 @@
     </w:sectPr>
   </w:body>
 </w:document>
+</file>
+
+<file path=word/numbering.xml><?xml version="1.0" encoding="utf-8"?>
+<w:numbering xmlns:wpc="http://schemas.microsoft.com/office/word/2010/wordprocessingCanvas" xmlns:cx="http://schemas.microsoft.com/office/drawing/2014/chartex" xmlns:cx1="http://schemas.microsoft.com/office/drawing/2015/9/8/chartex" xmlns:cx2="http://schemas.microsoft.com/office/drawing/2015/10/21/chartex" xmlns:cx3="http://schemas.microsoft.com/office/drawing/2016/5/9/chartex" xmlns:cx4="http://schemas.microsoft.com/office/drawing/2016/5/10/chartex" xmlns:cx5="http://schemas.microsoft.com/office/drawing/2016/5/11/chartex" xmlns:cx6="http://schemas.microsoft.com/office/drawing/2016/5/12/chartex" xmlns:cx7="http://schemas.microsoft.com/office/drawing/2016/5/13/chartex" xmlns:cx8="http://schemas.microsoft.com/office/drawing/2016/5/14/chartex" xmlns:mc="http://schemas.openxmlformats.org/markup-compatibility/2006" xmlns:aink="http://schemas.microsoft.com/office/drawing/2016/ink" xmlns:am3d="http://schemas.microsoft.com/office/drawing/2017/model3d" xmlns:o="urn:schemas-microsoft-com:office:office" xmlns:oel="http://schemas.microsoft.com/office/2019/extlst" xmlns:r="http://schemas.openxmlformats.org/officeDocument/2006/relationships" xmlns:m="http://schemas.openxmlformats.org/officeDocument/2006/math" xmlns:v="urn:schemas-microsoft-com:vml" xmlns:wp14="http://schemas.microsoft.com/office/word/2010/wordprocessingDrawing" xmlns:wp="http://schemas.openxmlformats.org/drawingml/2006/wordprocessingDrawing" xmlns:w10="urn:schemas-microsoft-com:office:word" xmlns:w="http://schemas.openxmlformats.org/wordprocessingml/2006/main" xmlns:w14="http://schemas.microsoft.com/office/word/2010/wordml" xmlns:w15="http://schemas.microsoft.com/office/word/2012/wordml" xmlns:w16cex="http://schemas.microsoft.com/office/word/2018/wordml/cex" xmlns:w16cid="http://schemas.microsoft.com/office/word/2016/wordml/cid" xmlns:w16="http://schemas.microsoft.com/office/word/2018/wordml" xmlns:w16du="http://schemas.microsoft.com/office/word/2023/wordml/word16du" xmlns:w16sdtdh="http://schemas.microsoft.com/office/word/2020/wordml/sdtdatahash" xmlns:w16se="http://schemas.microsoft.com/office/word/2015/wordml/symex" xmlns:wpg="http://schemas.microsoft.com/office/word/2010/wordprocessingGroup" xmlns:wpi="http://schemas.microsoft.com/office/word/2010/wordprocessingInk" xmlns:wne="http://schemas.microsoft.com/office/word/2006/wordml" xmlns:wps="http://schemas.microsoft.com/office/word/2010/wordprocessingShape" mc:Ignorable="w14 w15 w16se w16cid w16 w16cex w16sdtdh w16du wp14">
+  <w:abstractNum w:abstractNumId="0" w15:restartNumberingAfterBreak="0">
+    <w:nsid w:val="038E0E7F"/>
+    <w:multiLevelType w:val="hybridMultilevel"/>
+    <w:tmpl w:val="CA942648"/>
+    <w:lvl w:ilvl="0" w:tplc="BE704C98">
+      <w:start w:val="1"/>
+      <w:numFmt w:val="decimal"/>
+      <w:lvlText w:val="%1-"/>
+      <w:lvlJc w:val="left"/>
+      <w:pPr>
+        <w:ind w:left="720" w:hanging="360"/>
+      </w:pPr>
+      <w:rPr>
+        <w:rFonts w:hint="default"/>
+      </w:rPr>
+    </w:lvl>
+    <w:lvl w:ilvl="1" w:tplc="300C0019" w:tentative="1">
+      <w:start w:val="1"/>
+      <w:numFmt w:val="lowerLetter"/>
+      <w:lvlText w:val="%2."/>
+      <w:lvlJc w:val="left"/>
+      <w:pPr>
+        <w:ind w:left="1440" w:hanging="360"/>
+      </w:pPr>
+    </w:lvl>
+    <w:lvl w:ilvl="2" w:tplc="300C001B" w:tentative="1">
+      <w:start w:val="1"/>
+      <w:numFmt w:val="lowerRoman"/>
+      <w:lvlText w:val="%3."/>
+      <w:lvlJc w:val="right"/>
+      <w:pPr>
+        <w:ind w:left="2160" w:hanging="180"/>
+      </w:pPr>
+    </w:lvl>
+    <w:lvl w:ilvl="3" w:tplc="300C000F" w:tentative="1">
+      <w:start w:val="1"/>
+      <w:numFmt w:val="decimal"/>
+      <w:lvlText w:val="%4."/>
+      <w:lvlJc w:val="left"/>
+      <w:pPr>
+        <w:ind w:left="2880" w:hanging="360"/>
+      </w:pPr>
+    </w:lvl>
+    <w:lvl w:ilvl="4" w:tplc="300C0019" w:tentative="1">
+      <w:start w:val="1"/>
+      <w:numFmt w:val="lowerLetter"/>
+      <w:lvlText w:val="%5."/>
+      <w:lvlJc w:val="left"/>
+      <w:pPr>
+        <w:ind w:left="3600" w:hanging="360"/>
+      </w:pPr>
+    </w:lvl>
+    <w:lvl w:ilvl="5" w:tplc="300C001B" w:tentative="1">
+      <w:start w:val="1"/>
+      <w:numFmt w:val="lowerRoman"/>
+      <w:lvlText w:val="%6."/>
+      <w:lvlJc w:val="right"/>
+      <w:pPr>
+        <w:ind w:left="4320" w:hanging="180"/>
+      </w:pPr>
+    </w:lvl>
+    <w:lvl w:ilvl="6" w:tplc="300C000F" w:tentative="1">
+      <w:start w:val="1"/>
+      <w:numFmt w:val="decimal"/>
+      <w:lvlText w:val="%7."/>
+      <w:lvlJc w:val="left"/>
+      <w:pPr>
+        <w:ind w:left="5040" w:hanging="360"/>
+      </w:pPr>
+    </w:lvl>
+    <w:lvl w:ilvl="7" w:tplc="300C0019" w:tentative="1">
+      <w:start w:val="1"/>
+      <w:numFmt w:val="lowerLetter"/>
+      <w:lvlText w:val="%8."/>
+      <w:lvlJc w:val="left"/>
+      <w:pPr>
+        <w:ind w:left="5760" w:hanging="360"/>
+      </w:pPr>
+    </w:lvl>
+    <w:lvl w:ilvl="8" w:tplc="300C001B" w:tentative="1">
+      <w:start w:val="1"/>
+      <w:numFmt w:val="lowerRoman"/>
+      <w:lvlText w:val="%9."/>
+      <w:lvlJc w:val="right"/>
+      <w:pPr>
+        <w:ind w:left="6480" w:hanging="180"/>
+      </w:pPr>
+    </w:lvl>
+  </w:abstractNum>
+  <w:abstractNum w:abstractNumId="1" w15:restartNumberingAfterBreak="0">
+    <w:nsid w:val="22043C9D"/>
+    <w:multiLevelType w:val="hybridMultilevel"/>
+    <w:tmpl w:val="4F3637EA"/>
+    <w:lvl w:ilvl="0" w:tplc="D6422C48">
+      <w:start w:val="1"/>
+      <w:numFmt w:val="decimal"/>
+      <w:lvlText w:val="%1-"/>
+      <w:lvlJc w:val="left"/>
+      <w:pPr>
+        <w:ind w:left="720" w:hanging="360"/>
+      </w:pPr>
+      <w:rPr>
+        <w:rFonts w:hint="default"/>
+      </w:rPr>
+    </w:lvl>
+    <w:lvl w:ilvl="1" w:tplc="300C0019" w:tentative="1">
+      <w:start w:val="1"/>
+      <w:numFmt w:val="lowerLetter"/>
+      <w:lvlText w:val="%2."/>
+      <w:lvlJc w:val="left"/>
+      <w:pPr>
+        <w:ind w:left="1440" w:hanging="360"/>
+      </w:pPr>
+    </w:lvl>
+    <w:lvl w:ilvl="2" w:tplc="300C001B" w:tentative="1">
+      <w:start w:val="1"/>
+      <w:numFmt w:val="lowerRoman"/>
+      <w:lvlText w:val="%3."/>
+      <w:lvlJc w:val="right"/>
+      <w:pPr>
+        <w:ind w:left="2160" w:hanging="180"/>
+      </w:pPr>
+    </w:lvl>
+    <w:lvl w:ilvl="3" w:tplc="300C000F" w:tentative="1">
+      <w:start w:val="1"/>
+      <w:numFmt w:val="decimal"/>
+      <w:lvlText w:val="%4."/>
+      <w:lvlJc w:val="left"/>
+      <w:pPr>
+        <w:ind w:left="2880" w:hanging="360"/>
+      </w:pPr>
+    </w:lvl>
+    <w:lvl w:ilvl="4" w:tplc="300C0019" w:tentative="1">
+      <w:start w:val="1"/>
+      <w:numFmt w:val="lowerLetter"/>
+      <w:lvlText w:val="%5."/>
+      <w:lvlJc w:val="left"/>
+      <w:pPr>
+        <w:ind w:left="3600" w:hanging="360"/>
+      </w:pPr>
+    </w:lvl>
+    <w:lvl w:ilvl="5" w:tplc="300C001B" w:tentative="1">
+      <w:start w:val="1"/>
+      <w:numFmt w:val="lowerRoman"/>
+      <w:lvlText w:val="%6."/>
+      <w:lvlJc w:val="right"/>
+      <w:pPr>
+        <w:ind w:left="4320" w:hanging="180"/>
+      </w:pPr>
+    </w:lvl>
+    <w:lvl w:ilvl="6" w:tplc="300C000F" w:tentative="1">
+      <w:start w:val="1"/>
+      <w:numFmt w:val="decimal"/>
+      <w:lvlText w:val="%7."/>
+      <w:lvlJc w:val="left"/>
+      <w:pPr>
+        <w:ind w:left="5040" w:hanging="360"/>
+      </w:pPr>
+    </w:lvl>
+    <w:lvl w:ilvl="7" w:tplc="300C0019" w:tentative="1">
+      <w:start w:val="1"/>
+      <w:numFmt w:val="lowerLetter"/>
+      <w:lvlText w:val="%8."/>
+      <w:lvlJc w:val="left"/>
+      <w:pPr>
+        <w:ind w:left="5760" w:hanging="360"/>
+      </w:pPr>
+    </w:lvl>
+    <w:lvl w:ilvl="8" w:tplc="300C001B" w:tentative="1">
+      <w:start w:val="1"/>
+      <w:numFmt w:val="lowerRoman"/>
+      <w:lvlText w:val="%9."/>
+      <w:lvlJc w:val="right"/>
+      <w:pPr>
+        <w:ind w:left="6480" w:hanging="180"/>
+      </w:pPr>
+    </w:lvl>
+  </w:abstractNum>
+  <w:abstractNum w:abstractNumId="2" w15:restartNumberingAfterBreak="0">
+    <w:nsid w:val="25765113"/>
+    <w:multiLevelType w:val="hybridMultilevel"/>
+    <w:tmpl w:val="695EA856"/>
+    <w:lvl w:ilvl="0" w:tplc="A07E794A">
+      <w:start w:val="2"/>
+      <w:numFmt w:val="decimal"/>
+      <w:lvlText w:val="%1-"/>
+      <w:lvlJc w:val="left"/>
+      <w:pPr>
+        <w:ind w:left="720" w:hanging="360"/>
+      </w:pPr>
+      <w:rPr>
+        <w:rFonts w:hint="default"/>
+      </w:rPr>
+    </w:lvl>
+    <w:lvl w:ilvl="1" w:tplc="300C0019" w:tentative="1">
+      <w:start w:val="1"/>
+      <w:numFmt w:val="lowerLetter"/>
+      <w:lvlText w:val="%2."/>
+      <w:lvlJc w:val="left"/>
+      <w:pPr>
+        <w:ind w:left="1440" w:hanging="360"/>
+      </w:pPr>
+    </w:lvl>
+    <w:lvl w:ilvl="2" w:tplc="300C001B" w:tentative="1">
+      <w:start w:val="1"/>
+      <w:numFmt w:val="lowerRoman"/>
+      <w:lvlText w:val="%3."/>
+      <w:lvlJc w:val="right"/>
+      <w:pPr>
+        <w:ind w:left="2160" w:hanging="180"/>
+      </w:pPr>
+    </w:lvl>
+    <w:lvl w:ilvl="3" w:tplc="300C000F" w:tentative="1">
+      <w:start w:val="1"/>
+      <w:numFmt w:val="decimal"/>
+      <w:lvlText w:val="%4."/>
+      <w:lvlJc w:val="left"/>
+      <w:pPr>
+        <w:ind w:left="2880" w:hanging="360"/>
+      </w:pPr>
+    </w:lvl>
+    <w:lvl w:ilvl="4" w:tplc="300C0019" w:tentative="1">
+      <w:start w:val="1"/>
+      <w:numFmt w:val="lowerLetter"/>
+      <w:lvlText w:val="%5."/>
+      <w:lvlJc w:val="left"/>
+      <w:pPr>
+        <w:ind w:left="3600" w:hanging="360"/>
+      </w:pPr>
+    </w:lvl>
+    <w:lvl w:ilvl="5" w:tplc="300C001B" w:tentative="1">
+      <w:start w:val="1"/>
+      <w:numFmt w:val="lowerRoman"/>
+      <w:lvlText w:val="%6."/>
+      <w:lvlJc w:val="right"/>
+      <w:pPr>
+        <w:ind w:left="4320" w:hanging="180"/>
+      </w:pPr>
+    </w:lvl>
+    <w:lvl w:ilvl="6" w:tplc="300C000F" w:tentative="1">
+      <w:start w:val="1"/>
+      <w:numFmt w:val="decimal"/>
+      <w:lvlText w:val="%7."/>
+      <w:lvlJc w:val="left"/>
+      <w:pPr>
+        <w:ind w:left="5040" w:hanging="360"/>
+      </w:pPr>
+    </w:lvl>
+    <w:lvl w:ilvl="7" w:tplc="300C0019" w:tentative="1">
+      <w:start w:val="1"/>
+      <w:numFmt w:val="lowerLetter"/>
+      <w:lvlText w:val="%8."/>
+      <w:lvlJc w:val="left"/>
+      <w:pPr>
+        <w:ind w:left="5760" w:hanging="360"/>
+      </w:pPr>
+    </w:lvl>
+    <w:lvl w:ilvl="8" w:tplc="300C001B" w:tentative="1">
+      <w:start w:val="1"/>
+      <w:numFmt w:val="lowerRoman"/>
+      <w:lvlText w:val="%9."/>
+      <w:lvlJc w:val="right"/>
+      <w:pPr>
+        <w:ind w:left="6480" w:hanging="180"/>
+      </w:pPr>
+    </w:lvl>
+  </w:abstractNum>
+  <w:abstractNum w:abstractNumId="3" w15:restartNumberingAfterBreak="0">
+    <w:nsid w:val="477E6878"/>
+    <w:multiLevelType w:val="hybridMultilevel"/>
+    <w:tmpl w:val="4650F06A"/>
+    <w:lvl w:ilvl="0" w:tplc="93DCEE02">
+      <w:start w:val="2"/>
+      <w:numFmt w:val="decimal"/>
+      <w:lvlText w:val="%1"/>
+      <w:lvlJc w:val="left"/>
+      <w:pPr>
+        <w:ind w:left="720" w:hanging="360"/>
+      </w:pPr>
+      <w:rPr>
+        <w:rFonts w:hint="default"/>
+      </w:rPr>
+    </w:lvl>
+    <w:lvl w:ilvl="1" w:tplc="300C0019" w:tentative="1">
+      <w:start w:val="1"/>
+      <w:numFmt w:val="lowerLetter"/>
+      <w:lvlText w:val="%2."/>
+      <w:lvlJc w:val="left"/>
+      <w:pPr>
+        <w:ind w:left="1440" w:hanging="360"/>
+      </w:pPr>
+    </w:lvl>
+    <w:lvl w:ilvl="2" w:tplc="300C001B" w:tentative="1">
+      <w:start w:val="1"/>
+      <w:numFmt w:val="lowerRoman"/>
+      <w:lvlText w:val="%3."/>
+      <w:lvlJc w:val="right"/>
+      <w:pPr>
+        <w:ind w:left="2160" w:hanging="180"/>
+      </w:pPr>
+    </w:lvl>
+    <w:lvl w:ilvl="3" w:tplc="300C000F" w:tentative="1">
+      <w:start w:val="1"/>
+      <w:numFmt w:val="decimal"/>
+      <w:lvlText w:val="%4."/>
+      <w:lvlJc w:val="left"/>
+      <w:pPr>
+        <w:ind w:left="2880" w:hanging="360"/>
+      </w:pPr>
+    </w:lvl>
+    <w:lvl w:ilvl="4" w:tplc="300C0019" w:tentative="1">
+      <w:start w:val="1"/>
+      <w:numFmt w:val="lowerLetter"/>
+      <w:lvlText w:val="%5."/>
+      <w:lvlJc w:val="left"/>
+      <w:pPr>
+        <w:ind w:left="3600" w:hanging="360"/>
+      </w:pPr>
+    </w:lvl>
+    <w:lvl w:ilvl="5" w:tplc="300C001B" w:tentative="1">
+      <w:start w:val="1"/>
+      <w:numFmt w:val="lowerRoman"/>
+      <w:lvlText w:val="%6."/>
+      <w:lvlJc w:val="right"/>
+      <w:pPr>
+        <w:ind w:left="4320" w:hanging="180"/>
+      </w:pPr>
+    </w:lvl>
+    <w:lvl w:ilvl="6" w:tplc="300C000F" w:tentative="1">
+      <w:start w:val="1"/>
+      <w:numFmt w:val="decimal"/>
+      <w:lvlText w:val="%7."/>
+      <w:lvlJc w:val="left"/>
+      <w:pPr>
+        <w:ind w:left="5040" w:hanging="360"/>
+      </w:pPr>
+    </w:lvl>
+    <w:lvl w:ilvl="7" w:tplc="300C0019" w:tentative="1">
+      <w:start w:val="1"/>
+      <w:numFmt w:val="lowerLetter"/>
+      <w:lvlText w:val="%8."/>
+      <w:lvlJc w:val="left"/>
+      <w:pPr>
+        <w:ind w:left="5760" w:hanging="360"/>
+      </w:pPr>
+    </w:lvl>
+    <w:lvl w:ilvl="8" w:tplc="300C001B" w:tentative="1">
+      <w:start w:val="1"/>
+      <w:numFmt w:val="lowerRoman"/>
+      <w:lvlText w:val="%9."/>
+      <w:lvlJc w:val="right"/>
+      <w:pPr>
+        <w:ind w:left="6480" w:hanging="180"/>
+      </w:pPr>
+    </w:lvl>
+  </w:abstractNum>
+  <w:abstractNum w:abstractNumId="4" w15:restartNumberingAfterBreak="0">
+    <w:nsid w:val="53EC4EA8"/>
+    <w:multiLevelType w:val="hybridMultilevel"/>
+    <w:tmpl w:val="DFC65EB2"/>
+    <w:lvl w:ilvl="0" w:tplc="A9D6235C">
+      <w:start w:val="1"/>
+      <w:numFmt w:val="bullet"/>
+      <w:lvlText w:val="-"/>
+      <w:lvlJc w:val="left"/>
+      <w:pPr>
+        <w:ind w:left="1068" w:hanging="360"/>
+      </w:pPr>
+      <w:rPr>
+        <w:rFonts w:ascii="Calibri" w:eastAsiaTheme="minorHAnsi" w:hAnsi="Calibri" w:cs="Calibri" w:hint="default"/>
+      </w:rPr>
+    </w:lvl>
+    <w:lvl w:ilvl="1" w:tplc="300C0003" w:tentative="1">
+      <w:start w:val="1"/>
+      <w:numFmt w:val="bullet"/>
+      <w:lvlText w:val="o"/>
+      <w:lvlJc w:val="left"/>
+      <w:pPr>
+        <w:ind w:left="1788" w:hanging="360"/>
+      </w:pPr>
+      <w:rPr>
+        <w:rFonts w:ascii="Courier New" w:hAnsi="Courier New" w:cs="Courier New" w:hint="default"/>
+      </w:rPr>
+    </w:lvl>
+    <w:lvl w:ilvl="2" w:tplc="300C0005" w:tentative="1">
+      <w:start w:val="1"/>
+      <w:numFmt w:val="bullet"/>
+      <w:lvlText w:val=""/>
+      <w:lvlJc w:val="left"/>
+      <w:pPr>
+        <w:ind w:left="2508" w:hanging="360"/>
+      </w:pPr>
+      <w:rPr>
+        <w:rFonts w:ascii="Wingdings" w:hAnsi="Wingdings" w:hint="default"/>
+      </w:rPr>
+    </w:lvl>
+    <w:lvl w:ilvl="3" w:tplc="300C0001" w:tentative="1">
+      <w:start w:val="1"/>
+      <w:numFmt w:val="bullet"/>
+      <w:lvlText w:val=""/>
+      <w:lvlJc w:val="left"/>
+      <w:pPr>
+        <w:ind w:left="3228" w:hanging="360"/>
+      </w:pPr>
+      <w:rPr>
+        <w:rFonts w:ascii="Symbol" w:hAnsi="Symbol" w:hint="default"/>
+      </w:rPr>
+    </w:lvl>
+    <w:lvl w:ilvl="4" w:tplc="300C0003" w:tentative="1">
+      <w:start w:val="1"/>
+      <w:numFmt w:val="bullet"/>
+      <w:lvlText w:val="o"/>
+      <w:lvlJc w:val="left"/>
+      <w:pPr>
+        <w:ind w:left="3948" w:hanging="360"/>
+      </w:pPr>
+      <w:rPr>
+        <w:rFonts w:ascii="Courier New" w:hAnsi="Courier New" w:cs="Courier New" w:hint="default"/>
+      </w:rPr>
+    </w:lvl>
+    <w:lvl w:ilvl="5" w:tplc="300C0005" w:tentative="1">
+      <w:start w:val="1"/>
+      <w:numFmt w:val="bullet"/>
+      <w:lvlText w:val=""/>
+      <w:lvlJc w:val="left"/>
+      <w:pPr>
+        <w:ind w:left="4668" w:hanging="360"/>
+      </w:pPr>
+      <w:rPr>
+        <w:rFonts w:ascii="Wingdings" w:hAnsi="Wingdings" w:hint="default"/>
+      </w:rPr>
+    </w:lvl>
+    <w:lvl w:ilvl="6" w:tplc="300C0001" w:tentative="1">
+      <w:start w:val="1"/>
+      <w:numFmt w:val="bullet"/>
+      <w:lvlText w:val=""/>
+      <w:lvlJc w:val="left"/>
+      <w:pPr>
+        <w:ind w:left="5388" w:hanging="360"/>
+      </w:pPr>
+      <w:rPr>
+        <w:rFonts w:ascii="Symbol" w:hAnsi="Symbol" w:hint="default"/>
+      </w:rPr>
+    </w:lvl>
+    <w:lvl w:ilvl="7" w:tplc="300C0003" w:tentative="1">
+      <w:start w:val="1"/>
+      <w:numFmt w:val="bullet"/>
+      <w:lvlText w:val="o"/>
+      <w:lvlJc w:val="left"/>
+      <w:pPr>
+        <w:ind w:left="6108" w:hanging="360"/>
+      </w:pPr>
+      <w:rPr>
+        <w:rFonts w:ascii="Courier New" w:hAnsi="Courier New" w:cs="Courier New" w:hint="default"/>
+      </w:rPr>
+    </w:lvl>
+    <w:lvl w:ilvl="8" w:tplc="300C0005" w:tentative="1">
+      <w:start w:val="1"/>
+      <w:numFmt w:val="bullet"/>
+      <w:lvlText w:val=""/>
+      <w:lvlJc w:val="left"/>
+      <w:pPr>
+        <w:ind w:left="6828" w:hanging="360"/>
+      </w:pPr>
+      <w:rPr>
+        <w:rFonts w:ascii="Wingdings" w:hAnsi="Wingdings" w:hint="default"/>
+      </w:rPr>
+    </w:lvl>
+  </w:abstractNum>
+  <w:num w:numId="1" w16cid:durableId="745805940">
+    <w:abstractNumId w:val="4"/>
+  </w:num>
+  <w:num w:numId="2" w16cid:durableId="93672098">
+    <w:abstractNumId w:val="3"/>
+  </w:num>
+  <w:num w:numId="3" w16cid:durableId="1147015634">
+    <w:abstractNumId w:val="2"/>
+  </w:num>
+  <w:num w:numId="4" w16cid:durableId="31155412">
+    <w:abstractNumId w:val="0"/>
+  </w:num>
+  <w:num w:numId="5" w16cid:durableId="850922495">
+    <w:abstractNumId w:val="1"/>
+  </w:num>
+</w:numbering>
 </file>
 
 <file path=word/styles.xml><?xml version="1.0" encoding="utf-8"?>
@@ -1198,6 +2095,17 @@
       </w:tblBorders>
     </w:tblPr>
   </w:style>
+  <w:style w:type="paragraph" w:styleId="Paragraphedeliste">
+    <w:name w:val="List Paragraph"/>
+    <w:basedOn w:val="Normal"/>
+    <w:uiPriority w:val="34"/>
+    <w:qFormat/>
+    <w:rsid w:val="003873B8"/>
+    <w:pPr>
+      <w:ind w:left="720"/>
+      <w:contextualSpacing/>
+    </w:pPr>
+  </w:style>
 </w:styles>
 </file>
 
